--- a/docs/SSU/6.SSU - Dopisivanje i grupna ćaskanja.docx
+++ b/docs/SSU/6.SSU - Dopisivanje i grupna ćaskanja.docx
@@ -2045,14 +2045,14 @@
         <w:rPr>
           <w:rFonts w:eastAsia="Space Grotesk" w:cs="Space Grotesk"/>
         </w:rPr>
-        <w:t xml:space="preserve">Registrovani korisnici (Članovi) mogu međusobno komunicirati putem direktnih poruka. Pored toga, podržana su i grupna ćaskanja koja omogućavaju komunikaciju unutar tima ili između više korisnika istovremeno. Korisnik može započeti novi razgovor, slati tekstualne </w:t>
+        <w:t xml:space="preserve">Registrovani korisnici (Članovi) mogu međusobno komunicirati putem direktnih poruka. Pored toga, podržana su i grupna ćaskanja koja </w:t>
       </w:r>
       <w:r>
         <w:rPr>
           <w:rFonts w:eastAsia="Space Grotesk" w:cs="Space Grotesk"/>
         </w:rPr>
         <w:lastRenderedPageBreak/>
-        <w:t>poruke i fajlove, kao i kreirati grupne razgovore sa više učesnika. Sistem prikazuje obaveštenja o novim porukama u realnom vremenu.</w:t>
+        <w:t>omogućavaju komunikaciju unutar tima ili između više korisnika istovremeno. Korisnik može započeti novi razgovor, slati tekstualne poruke i fajlove, kao i kreirati grupne razgovore sa više učesnika. Sistem prikazuje obaveštenja o novim porukama u realnom vremenu.</w:t>
       </w:r>
       <w:r>
         <w:t xml:space="preserve"> </w:t>
@@ -2404,6 +2404,7 @@
         </w:numPr>
       </w:pPr>
       <w:r>
+        <w:lastRenderedPageBreak/>
         <w:t>Korisnik unosi poruku u grupni razgovor i šalje je. Poruka je vidljiva svim članovima grupe u realnom vremenu.</w:t>
       </w:r>
     </w:p>
@@ -2440,7 +2441,6 @@
         <w:rPr>
           <w:lang w:val="en-GB"/>
         </w:rPr>
-        <w:lastRenderedPageBreak/>
         <w:t>1.</w:t>
       </w:r>
       <w:r>
@@ -2834,6 +2834,7 @@
       <w:bookmarkStart w:id="38" w:name="_Toc226800118"/>
       <w:bookmarkStart w:id="39" w:name="_Toc226800243"/>
       <w:r>
+        <w:lastRenderedPageBreak/>
         <w:t>Poruke moraju biti isporučene u realnom vremenu svim učesnicima razgovora bez potrebe za ručnim osvežavanjem stranice.</w:t>
       </w:r>
     </w:p>
@@ -2870,7 +2871,6 @@
         </w:numPr>
       </w:pPr>
       <w:r>
-        <w:lastRenderedPageBreak/>
         <w:t>Sistem mora podržavati slanje fajlova uz poruke, sa validacijom formata i veličine pre otpremanja.</w:t>
       </w:r>
     </w:p>
